--- a/backend/templates/ШАБЛОН_ПЕРЕМЕННЫЕ.docx
+++ b/backend/templates/ШАБЛОН_ПЕРЕМЕННЫЕ.docx
@@ -1404,7 +1404,7 @@
                 <w:color w:val="166534"/>
                 <w:sz w:val="18"/>
               </w:rPr>
-              <w:t>contractor_name</w:t>
+              <w:t>contractor_short_name</w:t>
             </w:r>
           </w:p>
         </w:tc>
@@ -1420,7 +1420,7 @@
                 <w:color w:val="1745AA"/>
                 <w:sz w:val="18"/>
               </w:rPr>
-              <w:t>{{ contractor_name }}</w:t>
+              <w:t>{{ contractor_short_name }}</w:t>
             </w:r>
           </w:p>
         </w:tc>
